--- a/Del 2 - Avancerad JS och Webbläsarens APIer/JavaScript-11 – DOM-optimering/JavaScript-11 – DOM-optimering.docx
+++ b/Del 2 - Avancerad JS och Webbläsarens APIer/JavaScript-11 – DOM-optimering/JavaScript-11 – DOM-optimering.docx
@@ -1771,7 +1771,7 @@
           <w:lang w:val="en-SE"/>
         </w:rPr>
         <w:pict w14:anchorId="027F2527">
-          <v:rect id="_x0000_i1057" style="width:0;height:1.5pt" o:hralign="center" o:hrstd="t" o:hr="t" fillcolor="#a0a0a0" stroked="f"/>
+          <v:rect id="_x0000_i1025" style="width:0;height:1.5pt" o:hralign="center" o:hrstd="t" o:hr="t" fillcolor="#a0a0a0" stroked="f"/>
         </w:pict>
       </w:r>
     </w:p>
@@ -2369,7 +2369,7 @@
         <w:rPr>
           <w:rFonts w:eastAsiaTheme="minorEastAsia"/>
         </w:rPr>
-        <w:t>Bild 4: Nu skickas endast ett samlat anrop när användaren har tagit en paus i sitt skrivande.</w:t>
+        <w:t>Bild 4 Nu skickas endast ett samlat anrop när användaren har tagit en paus i sitt skrivande.</w:t>
       </w:r>
     </w:p>
     <w:p>
@@ -2388,7 +2388,7 @@
           <w:lang w:val="en-SE"/>
         </w:rPr>
         <w:pict w14:anchorId="62C0F347">
-          <v:rect id="_x0000_i1058" style="width:0;height:1.5pt" o:hralign="center" o:hrstd="t" o:hr="t" fillcolor="#a0a0a0" stroked="f"/>
+          <v:rect id="_x0000_i1026" style="width:0;height:1.5pt" o:hralign="center" o:hrstd="t" o:hr="t" fillcolor="#a0a0a0" stroked="f"/>
         </w:pict>
       </w:r>
     </w:p>
@@ -2899,6 +2899,897 @@
       <w:r>
         <w:t>.</w:t>
       </w:r>
+    </w:p>
+    <w:p>
+      <w:pPr>
+        <w:pStyle w:val="Rubrik2"/>
+      </w:pPr>
+      <w:r>
+        <w:lastRenderedPageBreak/>
+        <w:t>Rörelser i HTML-trädet</w:t>
+      </w:r>
+    </w:p>
+    <w:p>
+      <w:pPr>
+        <w:spacing w:after="160" w:line="278" w:lineRule="auto"/>
+        <w:ind w:left="0" w:firstLine="0"/>
+      </w:pPr>
+      <w:r>
+        <w:t xml:space="preserve">Man kan </w:t>
+      </w:r>
+      <w:r>
+        <w:t>använda Event Delegation för att spara minne genom att lägga en enda händelselyssnare på ett föräldra-element istället för på dussintals barn. Men för att verkligen bemästra interaktiv frontend-utveckling måste vi förstå exakt hur händelser färdas genom HTML-strukturen.</w:t>
+      </w:r>
+      <w:r>
+        <w:t xml:space="preserve"> </w:t>
+      </w:r>
+      <w:r>
+        <w:t>När en användare klickar på en knapp på din webbsida händer det nämligen mycket mer än att bara knappens funktion körs. Klicket sätter igång en hel resa genom hela ditt HTML-dokument.</w:t>
+      </w:r>
+    </w:p>
+    <w:p>
+      <w:pPr>
+        <w:pStyle w:val="Rubrik3"/>
+      </w:pPr>
+      <w:r>
+        <w:t>Event Flow: Bubbling vs Capturing</w:t>
+      </w:r>
+    </w:p>
+    <w:p>
+      <w:pPr>
+        <w:spacing w:after="160" w:line="278" w:lineRule="auto"/>
+        <w:ind w:left="0" w:firstLine="0"/>
+      </w:pPr>
+      <w:r>
+        <w:t>När ett event (t.ex. ett klick) inträffar i DOM-trädet, färdas det i tre distinkta faser. Det kallas för Event Flow.</w:t>
+      </w:r>
+    </w:p>
+    <w:p>
+      <w:pPr>
+        <w:pStyle w:val="Liststycke"/>
+        <w:numPr>
+          <w:ilvl w:val="0"/>
+          <w:numId w:val="24"/>
+        </w:numPr>
+        <w:spacing w:after="160" w:line="278" w:lineRule="auto"/>
+      </w:pPr>
+      <w:r>
+        <w:t>Capturing Phase (Fångstfasen): Händelsen startar högst upp i HTML-trädet (&lt;html&gt;, &lt;body&gt;) och letar sig nedåt i strukturen tills den når det exakta elementet som användaren klickade på.</w:t>
+      </w:r>
+    </w:p>
+    <w:p>
+      <w:pPr>
+        <w:pStyle w:val="Liststycke"/>
+        <w:numPr>
+          <w:ilvl w:val="0"/>
+          <w:numId w:val="24"/>
+        </w:numPr>
+        <w:spacing w:after="160" w:line="278" w:lineRule="auto"/>
+      </w:pPr>
+      <w:r>
+        <w:t>Target Phase (Målfasen): Händelsen har nått sitt mål (t.ex. din &lt;button&gt;) och kör de lyssnare som sitter direkt på knappen.</w:t>
+      </w:r>
+    </w:p>
+    <w:p>
+      <w:pPr>
+        <w:pStyle w:val="Liststycke"/>
+        <w:numPr>
+          <w:ilvl w:val="0"/>
+          <w:numId w:val="24"/>
+        </w:numPr>
+        <w:spacing w:after="160" w:line="278" w:lineRule="auto"/>
+      </w:pPr>
+      <w:r>
+        <w:t>Bubbling Phase (Bubblingsfasen): Händelsen vänder om och färdas uppåt igen, från knappen hela vägen upp till &lt;html&gt; – precis som en luftbubbla under vatten.</w:t>
+      </w:r>
+    </w:p>
+    <w:p>
+      <w:pPr>
+        <w:spacing w:after="160" w:line="278" w:lineRule="auto"/>
+        <w:ind w:left="0" w:firstLine="0"/>
+      </w:pPr>
+      <w:r>
+        <w:t>Som standard lyssnar nästan alla händelselyssnare i JavaScript (addEventListener) bara i Bubblingsfasen. Det är tack vare detta som Event Delegation (från grundmaterialet) överhuvudtaget fungerar</w:t>
+      </w:r>
+    </w:p>
+    <w:p>
+      <w:pPr>
+        <w:pStyle w:val="Kodstycke"/>
+      </w:pPr>
+      <w:r>
+        <w:t xml:space="preserve">  [ VÄGEN NER: Capturing ]               [ VÄGEN UPP: Bubbling ]</w:t>
+      </w:r>
+    </w:p>
+    <w:p>
+      <w:pPr>
+        <w:pStyle w:val="Kodstycke"/>
+      </w:pPr>
+      <w:r>
+        <w:t xml:space="preserve"> ┌─────────────────────────┐            ┌─────────────────────────┐</w:t>
+      </w:r>
+    </w:p>
+    <w:p>
+      <w:pPr>
+        <w:pStyle w:val="Kodstycke"/>
+      </w:pPr>
+      <w:r>
+        <w:t xml:space="preserve"> │  &lt;html&gt;  </w:t>
+      </w:r>
+      <w:r>
+        <w:rPr>
+          <w:rFonts w:ascii="Segoe UI Symbol" w:hAnsi="Segoe UI Symbol" w:cs="Segoe UI Symbol"/>
+        </w:rPr>
+        <w:t>➔</w:t>
+      </w:r>
+      <w:r>
+        <w:t xml:space="preserve">  &lt;body&gt;      </w:t>
+      </w:r>
+      <w:r>
+        <w:rPr>
+          <w:rFonts w:ascii="Arial" w:hAnsi="Arial" w:cs="Arial"/>
+        </w:rPr>
+        <w:t>│</w:t>
+      </w:r>
+      <w:r>
+        <w:t xml:space="preserve">           </w:t>
+      </w:r>
+      <w:r>
+        <w:rPr>
+          <w:rFonts w:ascii="Arial" w:hAnsi="Arial" w:cs="Arial"/>
+        </w:rPr>
+        <w:t>│</w:t>
+      </w:r>
+      <w:r>
+        <w:t xml:space="preserve">  &lt;html&gt;  </w:t>
+      </w:r>
+      <w:r>
+        <w:rPr>
+          <w:rFonts w:ascii="Arial" w:hAnsi="Arial" w:cs="Arial"/>
+        </w:rPr>
+        <w:t>▲</w:t>
+      </w:r>
+      <w:r>
+        <w:t xml:space="preserve">  &lt;body&gt;      </w:t>
+      </w:r>
+      <w:r>
+        <w:rPr>
+          <w:rFonts w:ascii="Arial" w:hAnsi="Arial" w:cs="Arial"/>
+        </w:rPr>
+        <w:t>│</w:t>
+      </w:r>
+    </w:p>
+    <w:p>
+      <w:pPr>
+        <w:pStyle w:val="Kodstycke"/>
+      </w:pPr>
+      <w:r>
+        <w:t xml:space="preserve"> └────────────┬────────────┘            └────────────▲────────────┘</w:t>
+      </w:r>
+    </w:p>
+    <w:p>
+      <w:pPr>
+        <w:pStyle w:val="Kodstycke"/>
+      </w:pPr>
+      <w:r>
+        <w:t xml:space="preserve">              │                                      │</w:t>
+      </w:r>
+    </w:p>
+    <w:p>
+      <w:pPr>
+        <w:pStyle w:val="Kodstycke"/>
+      </w:pPr>
+      <w:r>
+        <w:t xml:space="preserve">              ▼                                      │</w:t>
+      </w:r>
+    </w:p>
+    <w:p>
+      <w:pPr>
+        <w:pStyle w:val="Kodstycke"/>
+      </w:pPr>
+      <w:r>
+        <w:t xml:space="preserve"> ┌─────────────────────────┐            ┌────────────┴────────────┐</w:t>
+      </w:r>
+    </w:p>
+    <w:p>
+      <w:pPr>
+        <w:pStyle w:val="Kodstycke"/>
+      </w:pPr>
+      <w:r>
+        <w:t xml:space="preserve"> │  &lt;div&gt; (Förälder)       │            │  &lt;div&gt; (Förälder)       │</w:t>
+      </w:r>
+    </w:p>
+    <w:p>
+      <w:pPr>
+        <w:pStyle w:val="Kodstycke"/>
+      </w:pPr>
+      <w:r>
+        <w:t xml:space="preserve"> └────────────┬────────────┘            └────────────▲────────────┘</w:t>
+      </w:r>
+    </w:p>
+    <w:p>
+      <w:pPr>
+        <w:pStyle w:val="Kodstycke"/>
+      </w:pPr>
+      <w:r>
+        <w:t xml:space="preserve">              │                                      │</w:t>
+      </w:r>
+    </w:p>
+    <w:p>
+      <w:pPr>
+        <w:pStyle w:val="Kodstycke"/>
+      </w:pPr>
+      <w:r>
+        <w:t xml:space="preserve">              ▼                                      │</w:t>
+      </w:r>
+    </w:p>
+    <w:p>
+      <w:pPr>
+        <w:pStyle w:val="Kodstycke"/>
+      </w:pPr>
+      <w:r>
+        <w:t xml:space="preserve"> ┌─────────────────────────┐            ┌────────────┴────────────┐</w:t>
+      </w:r>
+    </w:p>
+    <w:p>
+      <w:pPr>
+        <w:pStyle w:val="Kodstycke"/>
+      </w:pPr>
+      <w:r>
+        <w:t xml:space="preserve"> │  &lt;button&gt; (Target!) ────┼──────────</w:t>
+      </w:r>
+      <w:r>
+        <w:rPr>
+          <w:rFonts w:ascii="Segoe UI Symbol" w:hAnsi="Segoe UI Symbol" w:cs="Segoe UI Symbol"/>
+        </w:rPr>
+        <w:t>➔</w:t>
+      </w:r>
+      <w:r>
+        <w:rPr>
+          <w:rFonts w:ascii="Arial" w:hAnsi="Arial" w:cs="Arial"/>
+        </w:rPr>
+        <w:t>│</w:t>
+      </w:r>
+      <w:r>
+        <w:t xml:space="preserve">  &lt;button&gt; (M</w:t>
+      </w:r>
+      <w:r>
+        <w:rPr>
+          <w:rFonts w:ascii="Arial" w:hAnsi="Arial" w:cs="Arial"/>
+        </w:rPr>
+        <w:t>å</w:t>
+      </w:r>
+      <w:r>
+        <w:t xml:space="preserve">let)       </w:t>
+      </w:r>
+      <w:r>
+        <w:rPr>
+          <w:rFonts w:ascii="Arial" w:hAnsi="Arial" w:cs="Arial"/>
+        </w:rPr>
+        <w:t>│</w:t>
+      </w:r>
+    </w:p>
+    <w:p>
+      <w:pPr>
+        <w:pStyle w:val="Kodstycke"/>
+      </w:pPr>
+      <w:r>
+        <w:t xml:space="preserve"> └─────────────────────────┘            └─────────────────────────┘</w:t>
+      </w:r>
+    </w:p>
+    <w:p>
+      <w:pPr>
+        <w:pStyle w:val="Bildtext"/>
+      </w:pPr>
+      <w:r>
+        <w:t xml:space="preserve">Bild </w:t>
+      </w:r>
+      <w:r>
+        <w:t>7</w:t>
+      </w:r>
+      <w:r>
+        <w:t xml:space="preserve"> En händelse färdas först ner till målet (Capturing) och studsar sedan hela vägen upp till ytan (Bubbling).</w:t>
+      </w:r>
+    </w:p>
+    <w:p>
+      <w:pPr>
+        <w:pStyle w:val="Rubrik3"/>
+      </w:pPr>
+      <w:r>
+        <w:lastRenderedPageBreak/>
+        <w:t>stopPropagation() – Att stoppa bubblan</w:t>
+      </w:r>
+    </w:p>
+    <w:p>
+      <w:pPr>
+        <w:spacing w:after="160" w:line="278" w:lineRule="auto"/>
+        <w:ind w:left="0" w:firstLine="0"/>
+      </w:pPr>
+      <w:r>
+        <w:t>Ibland kan bubblingen ställa till med problem. Tänk dig att du har byggt ett pop-up-fönster (en modal). Du vill att fönstret ska stängas om användaren klickar på den gråa bakgrunden utanför fönstret, men fönstret ska självklart inte stängas om de klickar på en knapp eller skriver i ett textfält inuti fönstret.</w:t>
+      </w:r>
+      <w:r>
+        <w:t xml:space="preserve"> </w:t>
+      </w:r>
+      <w:r>
+        <w:t>Om du har en klick-lyssnare på bakgrunden, och användaren klickar på en knapp inuti fönstret, kommer klicket att bubbla upp till bakgrunden och stänga rutan av misstag</w:t>
+      </w:r>
+      <w:r>
+        <w:t xml:space="preserve">. </w:t>
+      </w:r>
+      <w:r>
+        <w:t>För att förhindra detta använder vi metoden event.stopPropagation(). Det säger till JavaScript: "Kör den här knappens funktion, men stoppa händelsen här. Låt den inte bubbla vidare upp till mina föräldrar</w:t>
+      </w:r>
+      <w:r>
+        <w:t>!</w:t>
+      </w:r>
+      <w:r>
+        <w:t>".</w:t>
+      </w:r>
+    </w:p>
+    <w:p>
+      <w:pPr>
+        <w:pStyle w:val="Kodstycke"/>
+      </w:pPr>
+      <w:r>
+        <w:t>const bakgrund = document.querySelector('.modal-bakgrund');</w:t>
+      </w:r>
+    </w:p>
+    <w:p>
+      <w:pPr>
+        <w:pStyle w:val="Kodstycke"/>
+        <w:rPr>
+          <w:lang w:val="en-US"/>
+        </w:rPr>
+      </w:pPr>
+      <w:r>
+        <w:rPr>
+          <w:lang w:val="en-US"/>
+        </w:rPr>
+        <w:t>const modalFönster = document.querySelector('.modal-box');</w:t>
+      </w:r>
+    </w:p>
+    <w:p>
+      <w:pPr>
+        <w:pStyle w:val="Kodstycke"/>
+        <w:rPr>
+          <w:lang w:val="en-US"/>
+        </w:rPr>
+      </w:pPr>
+    </w:p>
+    <w:p>
+      <w:pPr>
+        <w:pStyle w:val="Kodstycke"/>
+      </w:pPr>
+      <w:r>
+        <w:t>// Stäng modalen om man klickar på bakgrunden</w:t>
+      </w:r>
+    </w:p>
+    <w:p>
+      <w:pPr>
+        <w:pStyle w:val="Kodstycke"/>
+      </w:pPr>
+      <w:r>
+        <w:t>bakgrund.addEventListener('click', () =&gt; {</w:t>
+      </w:r>
+    </w:p>
+    <w:p>
+      <w:pPr>
+        <w:pStyle w:val="Kodstycke"/>
+      </w:pPr>
+      <w:r>
+        <w:t xml:space="preserve">  bakgrund.style.display = 'none';</w:t>
+      </w:r>
+    </w:p>
+    <w:p>
+      <w:pPr>
+        <w:pStyle w:val="Kodstycke"/>
+      </w:pPr>
+      <w:r>
+        <w:t xml:space="preserve">  console.log("Modalen stängdes via bakgrundsklick.");</w:t>
+      </w:r>
+    </w:p>
+    <w:p>
+      <w:pPr>
+        <w:pStyle w:val="Kodstycke"/>
+      </w:pPr>
+      <w:r>
+        <w:t>});</w:t>
+      </w:r>
+    </w:p>
+    <w:p>
+      <w:pPr>
+        <w:pStyle w:val="Kodstycke"/>
+      </w:pPr>
+    </w:p>
+    <w:p>
+      <w:pPr>
+        <w:pStyle w:val="Kodstycke"/>
+      </w:pPr>
+      <w:r>
+        <w:t>// Kontrollera klick INUTI själva fönstret</w:t>
+      </w:r>
+    </w:p>
+    <w:p>
+      <w:pPr>
+        <w:pStyle w:val="Kodstycke"/>
+      </w:pPr>
+      <w:r>
+        <w:t>modalFönster.addEventListener('click', (event) =&gt; {</w:t>
+      </w:r>
+    </w:p>
+    <w:p>
+      <w:pPr>
+        <w:pStyle w:val="Kodstycke"/>
+      </w:pPr>
+      <w:r>
+        <w:t xml:space="preserve">  // LIVSVIKTIGT: Stoppa klicket från att bubbla upp till bakgrunden!</w:t>
+      </w:r>
+    </w:p>
+    <w:p>
+      <w:pPr>
+        <w:pStyle w:val="Kodstycke"/>
+      </w:pPr>
+      <w:r>
+        <w:t xml:space="preserve">  event.stopPropagation();</w:t>
+      </w:r>
+    </w:p>
+    <w:p>
+      <w:pPr>
+        <w:pStyle w:val="Kodstycke"/>
+      </w:pPr>
+      <w:r>
+        <w:t xml:space="preserve">  </w:t>
+      </w:r>
+    </w:p>
+    <w:p>
+      <w:pPr>
+        <w:pStyle w:val="Kodstycke"/>
+      </w:pPr>
+      <w:r>
+        <w:t xml:space="preserve">  console.log("Du klickade inuti fönstret, modalen stängs INTE.");</w:t>
+      </w:r>
+    </w:p>
+    <w:p>
+      <w:pPr>
+        <w:pStyle w:val="Kodstycke"/>
+      </w:pPr>
+      <w:r>
+        <w:t>});</w:t>
+      </w:r>
+    </w:p>
+    <w:p>
+      <w:pPr>
+        <w:pStyle w:val="Bildtext"/>
+      </w:pPr>
+      <w:r>
+        <w:t xml:space="preserve">Bild </w:t>
+      </w:r>
+      <w:r>
+        <w:t>8</w:t>
+      </w:r>
+      <w:r>
+        <w:t xml:space="preserve"> event.stopPropagation() klipper av händelsens resa uppåt och isolerar klicket till det specifika elementet.</w:t>
+      </w:r>
+    </w:p>
+    <w:p>
+      <w:pPr>
+        <w:pStyle w:val="Rubrik3"/>
+      </w:pPr>
+      <w:r>
+        <w:t>preventDefault() – Att stoppa webbläsarens natur</w:t>
+      </w:r>
+    </w:p>
+    <w:p>
+      <w:pPr>
+        <w:spacing w:after="160" w:line="278" w:lineRule="auto"/>
+        <w:ind w:left="0" w:firstLine="0"/>
+      </w:pPr>
+      <w:r>
+        <w:t>Webbläsaren har många inbyggda element som har ett förbestämt beteende (default behavior). Till exempel:</w:t>
+      </w:r>
+    </w:p>
+    <w:p>
+      <w:pPr>
+        <w:pStyle w:val="Liststycke"/>
+        <w:numPr>
+          <w:ilvl w:val="0"/>
+          <w:numId w:val="27"/>
+        </w:numPr>
+        <w:spacing w:after="160" w:line="278" w:lineRule="auto"/>
+      </w:pPr>
+      <w:r>
+        <w:t>När du klickar på en länk (&lt;a href="..."&gt;) laddar webbläsaren automatiskt en ny sida.</w:t>
+      </w:r>
+    </w:p>
+    <w:p>
+      <w:pPr>
+        <w:pStyle w:val="Liststycke"/>
+        <w:numPr>
+          <w:ilvl w:val="0"/>
+          <w:numId w:val="27"/>
+        </w:numPr>
+        <w:spacing w:after="160" w:line="278" w:lineRule="auto"/>
+      </w:pPr>
+      <w:r>
+        <w:t>När du klickar på en Submit-knapp i ett formulär (&lt;form&gt;) laddar webbläsaren om hela sidan och skickar iväg datan i URL-en.</w:t>
+      </w:r>
+    </w:p>
+    <w:p>
+      <w:pPr>
+        <w:spacing w:after="160" w:line="278" w:lineRule="auto"/>
+        <w:ind w:left="0" w:firstLine="0"/>
+      </w:pPr>
+      <w:r>
+        <w:t>I modern JavaScript (och i synnerhet när vi bygger Single Page Applications med React eller Vue) vill vi sköta detta själva med vår egen kod. Vi vill till exempel att ett formulär ska skicka data i bakgrunden med Axios istället för att hela sidan ska blinka till och laddas om.</w:t>
+      </w:r>
+    </w:p>
+    <w:p>
+      <w:pPr>
+        <w:spacing w:after="160" w:line="278" w:lineRule="auto"/>
+        <w:ind w:left="0" w:firstLine="0"/>
+      </w:pPr>
+      <w:r>
+        <w:t>För att stänga av webbläsarens inbyggda beteende använder vi event.preventDefault().</w:t>
+      </w:r>
+    </w:p>
+    <w:p>
+      <w:pPr>
+        <w:pStyle w:val="Kodstycke"/>
+        <w:rPr>
+          <w:lang w:val="en-US"/>
+        </w:rPr>
+      </w:pPr>
+      <w:r>
+        <w:rPr>
+          <w:lang w:val="en-US"/>
+        </w:rPr>
+        <w:lastRenderedPageBreak/>
+        <w:t>const formulär = document.querySelector('#mittFormular');</w:t>
+      </w:r>
+    </w:p>
+    <w:p>
+      <w:pPr>
+        <w:pStyle w:val="Kodstycke"/>
+        <w:rPr>
+          <w:lang w:val="en-US"/>
+        </w:rPr>
+      </w:pPr>
+    </w:p>
+    <w:p>
+      <w:pPr>
+        <w:pStyle w:val="Kodstycke"/>
+      </w:pPr>
+      <w:r>
+        <w:t>formulär.addEventListener('submit', (event) =&gt; {</w:t>
+      </w:r>
+    </w:p>
+    <w:p>
+      <w:pPr>
+        <w:pStyle w:val="Kodstycke"/>
+      </w:pPr>
+      <w:r>
+        <w:t xml:space="preserve">  // Stoppa webbläsaren från att ladda om sidan!</w:t>
+      </w:r>
+    </w:p>
+    <w:p>
+      <w:pPr>
+        <w:pStyle w:val="Kodstycke"/>
+      </w:pPr>
+      <w:r>
+        <w:t xml:space="preserve">  event.preventDefault();</w:t>
+      </w:r>
+    </w:p>
+    <w:p>
+      <w:pPr>
+        <w:pStyle w:val="Kodstycke"/>
+      </w:pPr>
+    </w:p>
+    <w:p>
+      <w:pPr>
+        <w:pStyle w:val="Kodstycke"/>
+      </w:pPr>
+      <w:r>
+        <w:t xml:space="preserve">  console.log("Formuläret skickades, men sidan laddades inte om.");</w:t>
+      </w:r>
+    </w:p>
+    <w:p>
+      <w:pPr>
+        <w:pStyle w:val="Kodstycke"/>
+      </w:pPr>
+      <w:r>
+        <w:t xml:space="preserve">  </w:t>
+      </w:r>
+    </w:p>
+    <w:p>
+      <w:pPr>
+        <w:pStyle w:val="Kodstycke"/>
+      </w:pPr>
+      <w:r>
+        <w:t xml:space="preserve">  // Härifrån kan vi nu köra vår egen asynkrona Axios/Fetch-kod istället!</w:t>
+      </w:r>
+    </w:p>
+    <w:p>
+      <w:pPr>
+        <w:pStyle w:val="Kodstycke"/>
+      </w:pPr>
+      <w:r>
+        <w:t>});</w:t>
+      </w:r>
+    </w:p>
+    <w:p>
+      <w:pPr>
+        <w:pStyle w:val="Bildtext"/>
+      </w:pPr>
+      <w:r>
+        <w:t xml:space="preserve">Bild </w:t>
+      </w:r>
+      <w:r>
+        <w:t>9</w:t>
+      </w:r>
+      <w:r>
+        <w:t xml:space="preserve"> event.preventDefault() låter utvecklaren ta full kontroll över formulär och länkar utan att webbläsarens standardbeteenden stör flödet.</w:t>
+      </w:r>
+    </w:p>
+    <w:p>
+      <w:pPr>
+        <w:pStyle w:val="Rubrik3"/>
+      </w:pPr>
+      <w:r>
+        <w:t>Jä</w:t>
+      </w:r>
+      <w:r>
+        <w:t>m</w:t>
+      </w:r>
+      <w:r>
+        <w:t>förelse: preventDefault() vs stopPropagation()</w:t>
+      </w:r>
+    </w:p>
+    <w:p>
+      <w:pPr>
+        <w:spacing w:after="160" w:line="278" w:lineRule="auto"/>
+        <w:ind w:left="0" w:firstLine="0"/>
+      </w:pPr>
+      <w:r>
+        <w:t>Det är väldigt lätt att blanda ihop dessa två metoder eftersom båda "stoppar" något. Här är den avgörande skillnaden:</w:t>
+      </w:r>
+    </w:p>
+    <w:p>
+      <w:pPr>
+        <w:pStyle w:val="Liststycke"/>
+        <w:numPr>
+          <w:ilvl w:val="0"/>
+          <w:numId w:val="28"/>
+        </w:numPr>
+        <w:spacing w:after="160" w:line="278" w:lineRule="auto"/>
+      </w:pPr>
+      <w:r>
+        <w:t>event.preventDefault()</w:t>
+      </w:r>
+    </w:p>
+    <w:tbl>
+      <w:tblPr>
+        <w:tblStyle w:val="Tabellrutnt"/>
+        <w:tblW w:w="9318" w:type="dxa"/>
+        <w:tblInd w:w="704" w:type="dxa"/>
+        <w:tblLook w:val="04A0" w:firstRow="1" w:lastRow="0" w:firstColumn="1" w:lastColumn="0" w:noHBand="0" w:noVBand="1"/>
+      </w:tblPr>
+      <w:tblGrid>
+        <w:gridCol w:w="9318"/>
+      </w:tblGrid>
+      <w:tr>
+        <w:tc>
+          <w:tcPr>
+            <w:tcW w:w="9318" w:type="dxa"/>
+            <w:shd w:val="clear" w:color="auto" w:fill="E8E8E8" w:themeFill="background2"/>
+          </w:tcPr>
+          <w:p>
+            <w:pPr>
+              <w:spacing w:after="160" w:line="278" w:lineRule="auto"/>
+              <w:ind w:left="0" w:firstLine="0"/>
+            </w:pPr>
+            <w:r>
+              <w:rPr>
+                <w:rFonts w:ascii="Consolas" w:hAnsi="Consolas"/>
+                <w:b/>
+                <w:bCs/>
+                <w:sz w:val="20"/>
+                <w:szCs w:val="20"/>
+              </w:rPr>
+              <w:t>Vad den gör</w:t>
+            </w:r>
+          </w:p>
+        </w:tc>
+      </w:tr>
+      <w:tr>
+        <w:tc>
+          <w:tcPr>
+            <w:tcW w:w="9318" w:type="dxa"/>
+          </w:tcPr>
+          <w:p>
+            <w:pPr>
+              <w:spacing w:after="160" w:line="278" w:lineRule="auto"/>
+              <w:ind w:left="0" w:firstLine="0"/>
+            </w:pPr>
+            <w:r>
+              <w:rPr>
+                <w:rFonts w:ascii="Consolas" w:hAnsi="Consolas"/>
+                <w:sz w:val="20"/>
+                <w:szCs w:val="20"/>
+              </w:rPr>
+              <w:t>Stoppar webbläsarens inbyggda beteende för ett element.</w:t>
+            </w:r>
+          </w:p>
+        </w:tc>
+      </w:tr>
+      <w:tr>
+        <w:tc>
+          <w:tcPr>
+            <w:tcW w:w="9318" w:type="dxa"/>
+            <w:shd w:val="clear" w:color="auto" w:fill="E8E8E8" w:themeFill="background2"/>
+          </w:tcPr>
+          <w:p>
+            <w:pPr>
+              <w:spacing w:after="160" w:line="278" w:lineRule="auto"/>
+              <w:ind w:left="0" w:firstLine="0"/>
+            </w:pPr>
+            <w:r>
+              <w:rPr>
+                <w:rFonts w:ascii="Consolas" w:hAnsi="Consolas"/>
+                <w:b/>
+                <w:bCs/>
+                <w:sz w:val="20"/>
+                <w:szCs w:val="20"/>
+              </w:rPr>
+              <w:t>Exempel på när den används</w:t>
+            </w:r>
+          </w:p>
+        </w:tc>
+      </w:tr>
+      <w:tr>
+        <w:tc>
+          <w:tcPr>
+            <w:tcW w:w="9318" w:type="dxa"/>
+          </w:tcPr>
+          <w:p>
+            <w:pPr>
+              <w:spacing w:after="160" w:line="278" w:lineRule="auto"/>
+              <w:ind w:left="0" w:firstLine="0"/>
+            </w:pPr>
+            <w:r>
+              <w:rPr>
+                <w:rFonts w:ascii="Consolas" w:hAnsi="Consolas"/>
+                <w:sz w:val="20"/>
+                <w:szCs w:val="20"/>
+              </w:rPr>
+              <w:t>Förhindra att ett formulär laddar om sidan, eller att en länk navigerar iväg.</w:t>
+            </w:r>
+          </w:p>
+        </w:tc>
+      </w:tr>
+    </w:tbl>
+    <w:p>
+      <w:pPr>
+        <w:spacing w:after="160" w:line="278" w:lineRule="auto"/>
+      </w:pPr>
+    </w:p>
+    <w:p>
+      <w:pPr>
+        <w:pStyle w:val="Liststycke"/>
+        <w:numPr>
+          <w:ilvl w:val="0"/>
+          <w:numId w:val="28"/>
+        </w:numPr>
+        <w:spacing w:after="160" w:line="278" w:lineRule="auto"/>
+      </w:pPr>
+      <w:r>
+        <w:t>event.stopPropagation()</w:t>
+      </w:r>
+    </w:p>
+    <w:tbl>
+      <w:tblPr>
+        <w:tblStyle w:val="Tabellrutnt"/>
+        <w:tblW w:w="9318" w:type="dxa"/>
+        <w:tblInd w:w="704" w:type="dxa"/>
+        <w:tblLook w:val="04A0" w:firstRow="1" w:lastRow="0" w:firstColumn="1" w:lastColumn="0" w:noHBand="0" w:noVBand="1"/>
+      </w:tblPr>
+      <w:tblGrid>
+        <w:gridCol w:w="9318"/>
+      </w:tblGrid>
+      <w:tr>
+        <w:tc>
+          <w:tcPr>
+            <w:tcW w:w="9318" w:type="dxa"/>
+            <w:shd w:val="clear" w:color="auto" w:fill="E8E8E8" w:themeFill="background2"/>
+          </w:tcPr>
+          <w:p>
+            <w:pPr>
+              <w:spacing w:after="160" w:line="278" w:lineRule="auto"/>
+              <w:ind w:left="0" w:firstLine="0"/>
+            </w:pPr>
+            <w:r>
+              <w:rPr>
+                <w:rFonts w:ascii="Consolas" w:hAnsi="Consolas"/>
+                <w:b/>
+                <w:bCs/>
+                <w:sz w:val="20"/>
+                <w:szCs w:val="20"/>
+              </w:rPr>
+              <w:t>Vad den gör</w:t>
+            </w:r>
+          </w:p>
+        </w:tc>
+      </w:tr>
+      <w:tr>
+        <w:tc>
+          <w:tcPr>
+            <w:tcW w:w="9318" w:type="dxa"/>
+          </w:tcPr>
+          <w:p>
+            <w:pPr>
+              <w:spacing w:after="160" w:line="278" w:lineRule="auto"/>
+              <w:ind w:left="0" w:firstLine="0"/>
+            </w:pPr>
+            <w:r>
+              <w:rPr>
+                <w:rFonts w:ascii="Consolas" w:hAnsi="Consolas"/>
+                <w:sz w:val="20"/>
+                <w:szCs w:val="20"/>
+              </w:rPr>
+              <w:t>Stoppar händelsens resa uppåt i DOM-trädet (avbryter bubblingen).</w:t>
+            </w:r>
+          </w:p>
+        </w:tc>
+      </w:tr>
+      <w:tr>
+        <w:tc>
+          <w:tcPr>
+            <w:tcW w:w="9318" w:type="dxa"/>
+            <w:shd w:val="clear" w:color="auto" w:fill="E8E8E8" w:themeFill="background2"/>
+          </w:tcPr>
+          <w:p>
+            <w:pPr>
+              <w:spacing w:after="160" w:line="278" w:lineRule="auto"/>
+              <w:ind w:left="0" w:firstLine="0"/>
+            </w:pPr>
+            <w:r>
+              <w:rPr>
+                <w:rFonts w:ascii="Consolas" w:hAnsi="Consolas"/>
+                <w:b/>
+                <w:bCs/>
+                <w:sz w:val="20"/>
+                <w:szCs w:val="20"/>
+              </w:rPr>
+              <w:t>Exempel på när den används</w:t>
+            </w:r>
+          </w:p>
+        </w:tc>
+      </w:tr>
+      <w:tr>
+        <w:tc>
+          <w:tcPr>
+            <w:tcW w:w="9318" w:type="dxa"/>
+          </w:tcPr>
+          <w:p>
+            <w:pPr>
+              <w:spacing w:after="160" w:line="278" w:lineRule="auto"/>
+              <w:ind w:left="0" w:firstLine="0"/>
+            </w:pPr>
+            <w:r>
+              <w:rPr>
+                <w:rFonts w:ascii="Consolas" w:hAnsi="Consolas"/>
+                <w:sz w:val="20"/>
+                <w:szCs w:val="20"/>
+              </w:rPr>
+              <w:t>Förhindra att ett klick på en knapp i en lista även råkar trigga ett klick på själva listraden.</w:t>
+            </w:r>
+          </w:p>
+        </w:tc>
+      </w:tr>
+    </w:tbl>
+    <w:p>
+      <w:pPr>
+        <w:spacing w:after="160" w:line="278" w:lineRule="auto"/>
+      </w:pPr>
     </w:p>
     <w:sectPr>
       <w:headerReference w:type="even" r:id="rId12"/>
@@ -4041,6 +4932,95 @@
     </w:lvl>
   </w:abstractNum>
   <w:abstractNum w:abstractNumId="5" w15:restartNumberingAfterBreak="0">
+    <w:nsid w:val="2BE36A07"/>
+    <w:multiLevelType w:val="hybridMultilevel"/>
+    <w:tmpl w:val="6AEA0726"/>
+    <w:lvl w:ilvl="0" w:tplc="20000001">
+      <w:start w:val="1"/>
+      <w:numFmt w:val="bullet"/>
+      <w:lvlText w:val=""/>
+      <w:lvlJc w:val="left"/>
+      <w:pPr>
+        <w:ind w:left="720" w:hanging="360"/>
+      </w:pPr>
+      <w:rPr>
+        <w:rFonts w:ascii="Symbol" w:hAnsi="Symbol" w:hint="default"/>
+      </w:rPr>
+    </w:lvl>
+    <w:lvl w:ilvl="1" w:tplc="FFFFFFFF" w:tentative="1">
+      <w:start w:val="1"/>
+      <w:numFmt w:val="lowerLetter"/>
+      <w:lvlText w:val="%2."/>
+      <w:lvlJc w:val="left"/>
+      <w:pPr>
+        <w:ind w:left="1440" w:hanging="360"/>
+      </w:pPr>
+    </w:lvl>
+    <w:lvl w:ilvl="2" w:tplc="FFFFFFFF" w:tentative="1">
+      <w:start w:val="1"/>
+      <w:numFmt w:val="lowerRoman"/>
+      <w:lvlText w:val="%3."/>
+      <w:lvlJc w:val="right"/>
+      <w:pPr>
+        <w:ind w:left="2160" w:hanging="180"/>
+      </w:pPr>
+    </w:lvl>
+    <w:lvl w:ilvl="3" w:tplc="FFFFFFFF" w:tentative="1">
+      <w:start w:val="1"/>
+      <w:numFmt w:val="decimal"/>
+      <w:lvlText w:val="%4."/>
+      <w:lvlJc w:val="left"/>
+      <w:pPr>
+        <w:ind w:left="2880" w:hanging="360"/>
+      </w:pPr>
+    </w:lvl>
+    <w:lvl w:ilvl="4" w:tplc="FFFFFFFF" w:tentative="1">
+      <w:start w:val="1"/>
+      <w:numFmt w:val="lowerLetter"/>
+      <w:lvlText w:val="%5."/>
+      <w:lvlJc w:val="left"/>
+      <w:pPr>
+        <w:ind w:left="3600" w:hanging="360"/>
+      </w:pPr>
+    </w:lvl>
+    <w:lvl w:ilvl="5" w:tplc="FFFFFFFF" w:tentative="1">
+      <w:start w:val="1"/>
+      <w:numFmt w:val="lowerRoman"/>
+      <w:lvlText w:val="%6."/>
+      <w:lvlJc w:val="right"/>
+      <w:pPr>
+        <w:ind w:left="4320" w:hanging="180"/>
+      </w:pPr>
+    </w:lvl>
+    <w:lvl w:ilvl="6" w:tplc="FFFFFFFF" w:tentative="1">
+      <w:start w:val="1"/>
+      <w:numFmt w:val="decimal"/>
+      <w:lvlText w:val="%7."/>
+      <w:lvlJc w:val="left"/>
+      <w:pPr>
+        <w:ind w:left="5040" w:hanging="360"/>
+      </w:pPr>
+    </w:lvl>
+    <w:lvl w:ilvl="7" w:tplc="FFFFFFFF" w:tentative="1">
+      <w:start w:val="1"/>
+      <w:numFmt w:val="lowerLetter"/>
+      <w:lvlText w:val="%8."/>
+      <w:lvlJc w:val="left"/>
+      <w:pPr>
+        <w:ind w:left="5760" w:hanging="360"/>
+      </w:pPr>
+    </w:lvl>
+    <w:lvl w:ilvl="8" w:tplc="FFFFFFFF" w:tentative="1">
+      <w:start w:val="1"/>
+      <w:numFmt w:val="lowerRoman"/>
+      <w:lvlText w:val="%9."/>
+      <w:lvlJc w:val="right"/>
+      <w:pPr>
+        <w:ind w:left="6480" w:hanging="180"/>
+      </w:pPr>
+    </w:lvl>
+  </w:abstractNum>
+  <w:abstractNum w:abstractNumId="6" w15:restartNumberingAfterBreak="0">
     <w:nsid w:val="2F910B40"/>
     <w:multiLevelType w:val="multilevel"/>
     <w:tmpl w:val="9FD4157C"/>
@@ -4153,7 +5133,346 @@
       </w:pPr>
     </w:lvl>
   </w:abstractNum>
-  <w:abstractNum w:abstractNumId="6" w15:restartNumberingAfterBreak="0">
+  <w:abstractNum w:abstractNumId="7" w15:restartNumberingAfterBreak="0">
+    <w:nsid w:val="317D3B0D"/>
+    <w:multiLevelType w:val="hybridMultilevel"/>
+    <w:tmpl w:val="2A5EBC92"/>
+    <w:lvl w:ilvl="0" w:tplc="20000001">
+      <w:start w:val="1"/>
+      <w:numFmt w:val="bullet"/>
+      <w:lvlText w:val=""/>
+      <w:lvlJc w:val="left"/>
+      <w:pPr>
+        <w:ind w:left="720" w:hanging="360"/>
+      </w:pPr>
+      <w:rPr>
+        <w:rFonts w:ascii="Symbol" w:hAnsi="Symbol" w:hint="default"/>
+      </w:rPr>
+    </w:lvl>
+    <w:lvl w:ilvl="1" w:tplc="20000003" w:tentative="1">
+      <w:start w:val="1"/>
+      <w:numFmt w:val="bullet"/>
+      <w:lvlText w:val="o"/>
+      <w:lvlJc w:val="left"/>
+      <w:pPr>
+        <w:ind w:left="1440" w:hanging="360"/>
+      </w:pPr>
+      <w:rPr>
+        <w:rFonts w:ascii="Courier New" w:hAnsi="Courier New" w:cs="Courier New" w:hint="default"/>
+      </w:rPr>
+    </w:lvl>
+    <w:lvl w:ilvl="2" w:tplc="20000005" w:tentative="1">
+      <w:start w:val="1"/>
+      <w:numFmt w:val="bullet"/>
+      <w:lvlText w:val=""/>
+      <w:lvlJc w:val="left"/>
+      <w:pPr>
+        <w:ind w:left="2160" w:hanging="360"/>
+      </w:pPr>
+      <w:rPr>
+        <w:rFonts w:ascii="Wingdings" w:hAnsi="Wingdings" w:hint="default"/>
+      </w:rPr>
+    </w:lvl>
+    <w:lvl w:ilvl="3" w:tplc="20000001" w:tentative="1">
+      <w:start w:val="1"/>
+      <w:numFmt w:val="bullet"/>
+      <w:lvlText w:val=""/>
+      <w:lvlJc w:val="left"/>
+      <w:pPr>
+        <w:ind w:left="2880" w:hanging="360"/>
+      </w:pPr>
+      <w:rPr>
+        <w:rFonts w:ascii="Symbol" w:hAnsi="Symbol" w:hint="default"/>
+      </w:rPr>
+    </w:lvl>
+    <w:lvl w:ilvl="4" w:tplc="20000003" w:tentative="1">
+      <w:start w:val="1"/>
+      <w:numFmt w:val="bullet"/>
+      <w:lvlText w:val="o"/>
+      <w:lvlJc w:val="left"/>
+      <w:pPr>
+        <w:ind w:left="3600" w:hanging="360"/>
+      </w:pPr>
+      <w:rPr>
+        <w:rFonts w:ascii="Courier New" w:hAnsi="Courier New" w:cs="Courier New" w:hint="default"/>
+      </w:rPr>
+    </w:lvl>
+    <w:lvl w:ilvl="5" w:tplc="20000005" w:tentative="1">
+      <w:start w:val="1"/>
+      <w:numFmt w:val="bullet"/>
+      <w:lvlText w:val=""/>
+      <w:lvlJc w:val="left"/>
+      <w:pPr>
+        <w:ind w:left="4320" w:hanging="360"/>
+      </w:pPr>
+      <w:rPr>
+        <w:rFonts w:ascii="Wingdings" w:hAnsi="Wingdings" w:hint="default"/>
+      </w:rPr>
+    </w:lvl>
+    <w:lvl w:ilvl="6" w:tplc="20000001" w:tentative="1">
+      <w:start w:val="1"/>
+      <w:numFmt w:val="bullet"/>
+      <w:lvlText w:val=""/>
+      <w:lvlJc w:val="left"/>
+      <w:pPr>
+        <w:ind w:left="5040" w:hanging="360"/>
+      </w:pPr>
+      <w:rPr>
+        <w:rFonts w:ascii="Symbol" w:hAnsi="Symbol" w:hint="default"/>
+      </w:rPr>
+    </w:lvl>
+    <w:lvl w:ilvl="7" w:tplc="20000003" w:tentative="1">
+      <w:start w:val="1"/>
+      <w:numFmt w:val="bullet"/>
+      <w:lvlText w:val="o"/>
+      <w:lvlJc w:val="left"/>
+      <w:pPr>
+        <w:ind w:left="5760" w:hanging="360"/>
+      </w:pPr>
+      <w:rPr>
+        <w:rFonts w:ascii="Courier New" w:hAnsi="Courier New" w:cs="Courier New" w:hint="default"/>
+      </w:rPr>
+    </w:lvl>
+    <w:lvl w:ilvl="8" w:tplc="20000005" w:tentative="1">
+      <w:start w:val="1"/>
+      <w:numFmt w:val="bullet"/>
+      <w:lvlText w:val=""/>
+      <w:lvlJc w:val="left"/>
+      <w:pPr>
+        <w:ind w:left="6480" w:hanging="360"/>
+      </w:pPr>
+      <w:rPr>
+        <w:rFonts w:ascii="Wingdings" w:hAnsi="Wingdings" w:hint="default"/>
+      </w:rPr>
+    </w:lvl>
+  </w:abstractNum>
+  <w:abstractNum w:abstractNumId="8" w15:restartNumberingAfterBreak="0">
+    <w:nsid w:val="33434AF8"/>
+    <w:multiLevelType w:val="hybridMultilevel"/>
+    <w:tmpl w:val="AFDC139E"/>
+    <w:lvl w:ilvl="0" w:tplc="20000001">
+      <w:start w:val="1"/>
+      <w:numFmt w:val="bullet"/>
+      <w:lvlText w:val=""/>
+      <w:lvlJc w:val="left"/>
+      <w:pPr>
+        <w:ind w:left="720" w:hanging="360"/>
+      </w:pPr>
+      <w:rPr>
+        <w:rFonts w:ascii="Symbol" w:hAnsi="Symbol" w:hint="default"/>
+      </w:rPr>
+    </w:lvl>
+    <w:lvl w:ilvl="1" w:tplc="20000003" w:tentative="1">
+      <w:start w:val="1"/>
+      <w:numFmt w:val="bullet"/>
+      <w:lvlText w:val="o"/>
+      <w:lvlJc w:val="left"/>
+      <w:pPr>
+        <w:ind w:left="1440" w:hanging="360"/>
+      </w:pPr>
+      <w:rPr>
+        <w:rFonts w:ascii="Courier New" w:hAnsi="Courier New" w:cs="Courier New" w:hint="default"/>
+      </w:rPr>
+    </w:lvl>
+    <w:lvl w:ilvl="2" w:tplc="20000005" w:tentative="1">
+      <w:start w:val="1"/>
+      <w:numFmt w:val="bullet"/>
+      <w:lvlText w:val=""/>
+      <w:lvlJc w:val="left"/>
+      <w:pPr>
+        <w:ind w:left="2160" w:hanging="360"/>
+      </w:pPr>
+      <w:rPr>
+        <w:rFonts w:ascii="Wingdings" w:hAnsi="Wingdings" w:hint="default"/>
+      </w:rPr>
+    </w:lvl>
+    <w:lvl w:ilvl="3" w:tplc="20000001" w:tentative="1">
+      <w:start w:val="1"/>
+      <w:numFmt w:val="bullet"/>
+      <w:lvlText w:val=""/>
+      <w:lvlJc w:val="left"/>
+      <w:pPr>
+        <w:ind w:left="2880" w:hanging="360"/>
+      </w:pPr>
+      <w:rPr>
+        <w:rFonts w:ascii="Symbol" w:hAnsi="Symbol" w:hint="default"/>
+      </w:rPr>
+    </w:lvl>
+    <w:lvl w:ilvl="4" w:tplc="20000003" w:tentative="1">
+      <w:start w:val="1"/>
+      <w:numFmt w:val="bullet"/>
+      <w:lvlText w:val="o"/>
+      <w:lvlJc w:val="left"/>
+      <w:pPr>
+        <w:ind w:left="3600" w:hanging="360"/>
+      </w:pPr>
+      <w:rPr>
+        <w:rFonts w:ascii="Courier New" w:hAnsi="Courier New" w:cs="Courier New" w:hint="default"/>
+      </w:rPr>
+    </w:lvl>
+    <w:lvl w:ilvl="5" w:tplc="20000005" w:tentative="1">
+      <w:start w:val="1"/>
+      <w:numFmt w:val="bullet"/>
+      <w:lvlText w:val=""/>
+      <w:lvlJc w:val="left"/>
+      <w:pPr>
+        <w:ind w:left="4320" w:hanging="360"/>
+      </w:pPr>
+      <w:rPr>
+        <w:rFonts w:ascii="Wingdings" w:hAnsi="Wingdings" w:hint="default"/>
+      </w:rPr>
+    </w:lvl>
+    <w:lvl w:ilvl="6" w:tplc="20000001" w:tentative="1">
+      <w:start w:val="1"/>
+      <w:numFmt w:val="bullet"/>
+      <w:lvlText w:val=""/>
+      <w:lvlJc w:val="left"/>
+      <w:pPr>
+        <w:ind w:left="5040" w:hanging="360"/>
+      </w:pPr>
+      <w:rPr>
+        <w:rFonts w:ascii="Symbol" w:hAnsi="Symbol" w:hint="default"/>
+      </w:rPr>
+    </w:lvl>
+    <w:lvl w:ilvl="7" w:tplc="20000003" w:tentative="1">
+      <w:start w:val="1"/>
+      <w:numFmt w:val="bullet"/>
+      <w:lvlText w:val="o"/>
+      <w:lvlJc w:val="left"/>
+      <w:pPr>
+        <w:ind w:left="5760" w:hanging="360"/>
+      </w:pPr>
+      <w:rPr>
+        <w:rFonts w:ascii="Courier New" w:hAnsi="Courier New" w:cs="Courier New" w:hint="default"/>
+      </w:rPr>
+    </w:lvl>
+    <w:lvl w:ilvl="8" w:tplc="20000005" w:tentative="1">
+      <w:start w:val="1"/>
+      <w:numFmt w:val="bullet"/>
+      <w:lvlText w:val=""/>
+      <w:lvlJc w:val="left"/>
+      <w:pPr>
+        <w:ind w:left="6480" w:hanging="360"/>
+      </w:pPr>
+      <w:rPr>
+        <w:rFonts w:ascii="Wingdings" w:hAnsi="Wingdings" w:hint="default"/>
+      </w:rPr>
+    </w:lvl>
+  </w:abstractNum>
+  <w:abstractNum w:abstractNumId="9" w15:restartNumberingAfterBreak="0">
+    <w:nsid w:val="43BE1DE5"/>
+    <w:multiLevelType w:val="hybridMultilevel"/>
+    <w:tmpl w:val="9C02977C"/>
+    <w:lvl w:ilvl="0" w:tplc="20000001">
+      <w:start w:val="1"/>
+      <w:numFmt w:val="bullet"/>
+      <w:lvlText w:val=""/>
+      <w:lvlJc w:val="left"/>
+      <w:pPr>
+        <w:ind w:left="720" w:hanging="360"/>
+      </w:pPr>
+      <w:rPr>
+        <w:rFonts w:ascii="Symbol" w:hAnsi="Symbol" w:hint="default"/>
+      </w:rPr>
+    </w:lvl>
+    <w:lvl w:ilvl="1" w:tplc="FFFFFFFF" w:tentative="1">
+      <w:start w:val="1"/>
+      <w:numFmt w:val="bullet"/>
+      <w:lvlText w:val="o"/>
+      <w:lvlJc w:val="left"/>
+      <w:pPr>
+        <w:ind w:left="1440" w:hanging="360"/>
+      </w:pPr>
+      <w:rPr>
+        <w:rFonts w:ascii="Courier New" w:hAnsi="Courier New" w:cs="Courier New" w:hint="default"/>
+      </w:rPr>
+    </w:lvl>
+    <w:lvl w:ilvl="2" w:tplc="FFFFFFFF" w:tentative="1">
+      <w:start w:val="1"/>
+      <w:numFmt w:val="bullet"/>
+      <w:lvlText w:val=""/>
+      <w:lvlJc w:val="left"/>
+      <w:pPr>
+        <w:ind w:left="2160" w:hanging="360"/>
+      </w:pPr>
+      <w:rPr>
+        <w:rFonts w:ascii="Wingdings" w:hAnsi="Wingdings" w:hint="default"/>
+      </w:rPr>
+    </w:lvl>
+    <w:lvl w:ilvl="3" w:tplc="FFFFFFFF" w:tentative="1">
+      <w:start w:val="1"/>
+      <w:numFmt w:val="bullet"/>
+      <w:lvlText w:val=""/>
+      <w:lvlJc w:val="left"/>
+      <w:pPr>
+        <w:ind w:left="2880" w:hanging="360"/>
+      </w:pPr>
+      <w:rPr>
+        <w:rFonts w:ascii="Symbol" w:hAnsi="Symbol" w:hint="default"/>
+      </w:rPr>
+    </w:lvl>
+    <w:lvl w:ilvl="4" w:tplc="FFFFFFFF" w:tentative="1">
+      <w:start w:val="1"/>
+      <w:numFmt w:val="bullet"/>
+      <w:lvlText w:val="o"/>
+      <w:lvlJc w:val="left"/>
+      <w:pPr>
+        <w:ind w:left="3600" w:hanging="360"/>
+      </w:pPr>
+      <w:rPr>
+        <w:rFonts w:ascii="Courier New" w:hAnsi="Courier New" w:cs="Courier New" w:hint="default"/>
+      </w:rPr>
+    </w:lvl>
+    <w:lvl w:ilvl="5" w:tplc="FFFFFFFF" w:tentative="1">
+      <w:start w:val="1"/>
+      <w:numFmt w:val="bullet"/>
+      <w:lvlText w:val=""/>
+      <w:lvlJc w:val="left"/>
+      <w:pPr>
+        <w:ind w:left="4320" w:hanging="360"/>
+      </w:pPr>
+      <w:rPr>
+        <w:rFonts w:ascii="Wingdings" w:hAnsi="Wingdings" w:hint="default"/>
+      </w:rPr>
+    </w:lvl>
+    <w:lvl w:ilvl="6" w:tplc="FFFFFFFF" w:tentative="1">
+      <w:start w:val="1"/>
+      <w:numFmt w:val="bullet"/>
+      <w:lvlText w:val=""/>
+      <w:lvlJc w:val="left"/>
+      <w:pPr>
+        <w:ind w:left="5040" w:hanging="360"/>
+      </w:pPr>
+      <w:rPr>
+        <w:rFonts w:ascii="Symbol" w:hAnsi="Symbol" w:hint="default"/>
+      </w:rPr>
+    </w:lvl>
+    <w:lvl w:ilvl="7" w:tplc="FFFFFFFF" w:tentative="1">
+      <w:start w:val="1"/>
+      <w:numFmt w:val="bullet"/>
+      <w:lvlText w:val="o"/>
+      <w:lvlJc w:val="left"/>
+      <w:pPr>
+        <w:ind w:left="5760" w:hanging="360"/>
+      </w:pPr>
+      <w:rPr>
+        <w:rFonts w:ascii="Courier New" w:hAnsi="Courier New" w:cs="Courier New" w:hint="default"/>
+      </w:rPr>
+    </w:lvl>
+    <w:lvl w:ilvl="8" w:tplc="FFFFFFFF" w:tentative="1">
+      <w:start w:val="1"/>
+      <w:numFmt w:val="bullet"/>
+      <w:lvlText w:val=""/>
+      <w:lvlJc w:val="left"/>
+      <w:pPr>
+        <w:ind w:left="6480" w:hanging="360"/>
+      </w:pPr>
+      <w:rPr>
+        <w:rFonts w:ascii="Wingdings" w:hAnsi="Wingdings" w:hint="default"/>
+      </w:rPr>
+    </w:lvl>
+  </w:abstractNum>
+  <w:abstractNum w:abstractNumId="10" w15:restartNumberingAfterBreak="0">
     <w:nsid w:val="49FE6C65"/>
     <w:multiLevelType w:val="multilevel"/>
     <w:tmpl w:val="7F708A02"/>
@@ -4302,7 +5621,206 @@
       </w:rPr>
     </w:lvl>
   </w:abstractNum>
-  <w:abstractNum w:abstractNumId="7" w15:restartNumberingAfterBreak="0">
+  <w:abstractNum w:abstractNumId="11" w15:restartNumberingAfterBreak="0">
+    <w:nsid w:val="4E3331BA"/>
+    <w:multiLevelType w:val="hybridMultilevel"/>
+    <w:tmpl w:val="2904CE2A"/>
+    <w:lvl w:ilvl="0" w:tplc="A4827ECE">
+      <w:start w:val="3"/>
+      <w:numFmt w:val="bullet"/>
+      <w:lvlText w:val="•"/>
+      <w:lvlJc w:val="left"/>
+      <w:pPr>
+        <w:ind w:left="720" w:hanging="360"/>
+      </w:pPr>
+      <w:rPr>
+        <w:rFonts w:ascii="Arial" w:eastAsia="Times New Roman" w:hAnsi="Arial" w:cs="Arial" w:hint="default"/>
+      </w:rPr>
+    </w:lvl>
+    <w:lvl w:ilvl="1" w:tplc="20000003" w:tentative="1">
+      <w:start w:val="1"/>
+      <w:numFmt w:val="bullet"/>
+      <w:lvlText w:val="o"/>
+      <w:lvlJc w:val="left"/>
+      <w:pPr>
+        <w:ind w:left="1440" w:hanging="360"/>
+      </w:pPr>
+      <w:rPr>
+        <w:rFonts w:ascii="Courier New" w:hAnsi="Courier New" w:cs="Courier New" w:hint="default"/>
+      </w:rPr>
+    </w:lvl>
+    <w:lvl w:ilvl="2" w:tplc="20000005" w:tentative="1">
+      <w:start w:val="1"/>
+      <w:numFmt w:val="bullet"/>
+      <w:lvlText w:val=""/>
+      <w:lvlJc w:val="left"/>
+      <w:pPr>
+        <w:ind w:left="2160" w:hanging="360"/>
+      </w:pPr>
+      <w:rPr>
+        <w:rFonts w:ascii="Wingdings" w:hAnsi="Wingdings" w:hint="default"/>
+      </w:rPr>
+    </w:lvl>
+    <w:lvl w:ilvl="3" w:tplc="20000001" w:tentative="1">
+      <w:start w:val="1"/>
+      <w:numFmt w:val="bullet"/>
+      <w:lvlText w:val=""/>
+      <w:lvlJc w:val="left"/>
+      <w:pPr>
+        <w:ind w:left="2880" w:hanging="360"/>
+      </w:pPr>
+      <w:rPr>
+        <w:rFonts w:ascii="Symbol" w:hAnsi="Symbol" w:hint="default"/>
+      </w:rPr>
+    </w:lvl>
+    <w:lvl w:ilvl="4" w:tplc="20000003" w:tentative="1">
+      <w:start w:val="1"/>
+      <w:numFmt w:val="bullet"/>
+      <w:lvlText w:val="o"/>
+      <w:lvlJc w:val="left"/>
+      <w:pPr>
+        <w:ind w:left="3600" w:hanging="360"/>
+      </w:pPr>
+      <w:rPr>
+        <w:rFonts w:ascii="Courier New" w:hAnsi="Courier New" w:cs="Courier New" w:hint="default"/>
+      </w:rPr>
+    </w:lvl>
+    <w:lvl w:ilvl="5" w:tplc="20000005" w:tentative="1">
+      <w:start w:val="1"/>
+      <w:numFmt w:val="bullet"/>
+      <w:lvlText w:val=""/>
+      <w:lvlJc w:val="left"/>
+      <w:pPr>
+        <w:ind w:left="4320" w:hanging="360"/>
+      </w:pPr>
+      <w:rPr>
+        <w:rFonts w:ascii="Wingdings" w:hAnsi="Wingdings" w:hint="default"/>
+      </w:rPr>
+    </w:lvl>
+    <w:lvl w:ilvl="6" w:tplc="20000001" w:tentative="1">
+      <w:start w:val="1"/>
+      <w:numFmt w:val="bullet"/>
+      <w:lvlText w:val=""/>
+      <w:lvlJc w:val="left"/>
+      <w:pPr>
+        <w:ind w:left="5040" w:hanging="360"/>
+      </w:pPr>
+      <w:rPr>
+        <w:rFonts w:ascii="Symbol" w:hAnsi="Symbol" w:hint="default"/>
+      </w:rPr>
+    </w:lvl>
+    <w:lvl w:ilvl="7" w:tplc="20000003" w:tentative="1">
+      <w:start w:val="1"/>
+      <w:numFmt w:val="bullet"/>
+      <w:lvlText w:val="o"/>
+      <w:lvlJc w:val="left"/>
+      <w:pPr>
+        <w:ind w:left="5760" w:hanging="360"/>
+      </w:pPr>
+      <w:rPr>
+        <w:rFonts w:ascii="Courier New" w:hAnsi="Courier New" w:cs="Courier New" w:hint="default"/>
+      </w:rPr>
+    </w:lvl>
+    <w:lvl w:ilvl="8" w:tplc="20000005" w:tentative="1">
+      <w:start w:val="1"/>
+      <w:numFmt w:val="bullet"/>
+      <w:lvlText w:val=""/>
+      <w:lvlJc w:val="left"/>
+      <w:pPr>
+        <w:ind w:left="6480" w:hanging="360"/>
+      </w:pPr>
+      <w:rPr>
+        <w:rFonts w:ascii="Wingdings" w:hAnsi="Wingdings" w:hint="default"/>
+      </w:rPr>
+    </w:lvl>
+  </w:abstractNum>
+  <w:abstractNum w:abstractNumId="12" w15:restartNumberingAfterBreak="0">
+    <w:nsid w:val="4FD320B3"/>
+    <w:multiLevelType w:val="hybridMultilevel"/>
+    <w:tmpl w:val="41549408"/>
+    <w:lvl w:ilvl="0" w:tplc="2000000F">
+      <w:start w:val="1"/>
+      <w:numFmt w:val="decimal"/>
+      <w:lvlText w:val="%1."/>
+      <w:lvlJc w:val="left"/>
+      <w:pPr>
+        <w:ind w:left="720" w:hanging="360"/>
+      </w:pPr>
+    </w:lvl>
+    <w:lvl w:ilvl="1" w:tplc="20000019" w:tentative="1">
+      <w:start w:val="1"/>
+      <w:numFmt w:val="lowerLetter"/>
+      <w:lvlText w:val="%2."/>
+      <w:lvlJc w:val="left"/>
+      <w:pPr>
+        <w:ind w:left="1440" w:hanging="360"/>
+      </w:pPr>
+    </w:lvl>
+    <w:lvl w:ilvl="2" w:tplc="2000001B" w:tentative="1">
+      <w:start w:val="1"/>
+      <w:numFmt w:val="lowerRoman"/>
+      <w:lvlText w:val="%3."/>
+      <w:lvlJc w:val="right"/>
+      <w:pPr>
+        <w:ind w:left="2160" w:hanging="180"/>
+      </w:pPr>
+    </w:lvl>
+    <w:lvl w:ilvl="3" w:tplc="2000000F" w:tentative="1">
+      <w:start w:val="1"/>
+      <w:numFmt w:val="decimal"/>
+      <w:lvlText w:val="%4."/>
+      <w:lvlJc w:val="left"/>
+      <w:pPr>
+        <w:ind w:left="2880" w:hanging="360"/>
+      </w:pPr>
+    </w:lvl>
+    <w:lvl w:ilvl="4" w:tplc="20000019" w:tentative="1">
+      <w:start w:val="1"/>
+      <w:numFmt w:val="lowerLetter"/>
+      <w:lvlText w:val="%5."/>
+      <w:lvlJc w:val="left"/>
+      <w:pPr>
+        <w:ind w:left="3600" w:hanging="360"/>
+      </w:pPr>
+    </w:lvl>
+    <w:lvl w:ilvl="5" w:tplc="2000001B" w:tentative="1">
+      <w:start w:val="1"/>
+      <w:numFmt w:val="lowerRoman"/>
+      <w:lvlText w:val="%6."/>
+      <w:lvlJc w:val="right"/>
+      <w:pPr>
+        <w:ind w:left="4320" w:hanging="180"/>
+      </w:pPr>
+    </w:lvl>
+    <w:lvl w:ilvl="6" w:tplc="2000000F" w:tentative="1">
+      <w:start w:val="1"/>
+      <w:numFmt w:val="decimal"/>
+      <w:lvlText w:val="%7."/>
+      <w:lvlJc w:val="left"/>
+      <w:pPr>
+        <w:ind w:left="5040" w:hanging="360"/>
+      </w:pPr>
+    </w:lvl>
+    <w:lvl w:ilvl="7" w:tplc="20000019" w:tentative="1">
+      <w:start w:val="1"/>
+      <w:numFmt w:val="lowerLetter"/>
+      <w:lvlText w:val="%8."/>
+      <w:lvlJc w:val="left"/>
+      <w:pPr>
+        <w:ind w:left="5760" w:hanging="360"/>
+      </w:pPr>
+    </w:lvl>
+    <w:lvl w:ilvl="8" w:tplc="2000001B" w:tentative="1">
+      <w:start w:val="1"/>
+      <w:numFmt w:val="lowerRoman"/>
+      <w:lvlText w:val="%9."/>
+      <w:lvlJc w:val="right"/>
+      <w:pPr>
+        <w:ind w:left="6480" w:hanging="180"/>
+      </w:pPr>
+    </w:lvl>
+  </w:abstractNum>
+  <w:abstractNum w:abstractNumId="13" w15:restartNumberingAfterBreak="0">
     <w:nsid w:val="537A2F67"/>
     <w:multiLevelType w:val="multilevel"/>
     <w:tmpl w:val="67FCC784"/>
@@ -4451,7 +5969,96 @@
       </w:rPr>
     </w:lvl>
   </w:abstractNum>
-  <w:abstractNum w:abstractNumId="8" w15:restartNumberingAfterBreak="0">
+  <w:abstractNum w:abstractNumId="14" w15:restartNumberingAfterBreak="0">
+    <w:nsid w:val="56827BFB"/>
+    <w:multiLevelType w:val="hybridMultilevel"/>
+    <w:tmpl w:val="3092DA24"/>
+    <w:lvl w:ilvl="0" w:tplc="2000000F">
+      <w:start w:val="1"/>
+      <w:numFmt w:val="decimal"/>
+      <w:lvlText w:val="%1."/>
+      <w:lvlJc w:val="left"/>
+      <w:pPr>
+        <w:ind w:left="720" w:hanging="360"/>
+      </w:pPr>
+      <w:rPr>
+        <w:rFonts w:hint="default"/>
+      </w:rPr>
+    </w:lvl>
+    <w:lvl w:ilvl="1" w:tplc="20000019" w:tentative="1">
+      <w:start w:val="1"/>
+      <w:numFmt w:val="lowerLetter"/>
+      <w:lvlText w:val="%2."/>
+      <w:lvlJc w:val="left"/>
+      <w:pPr>
+        <w:ind w:left="1440" w:hanging="360"/>
+      </w:pPr>
+    </w:lvl>
+    <w:lvl w:ilvl="2" w:tplc="2000001B" w:tentative="1">
+      <w:start w:val="1"/>
+      <w:numFmt w:val="lowerRoman"/>
+      <w:lvlText w:val="%3."/>
+      <w:lvlJc w:val="right"/>
+      <w:pPr>
+        <w:ind w:left="2160" w:hanging="180"/>
+      </w:pPr>
+    </w:lvl>
+    <w:lvl w:ilvl="3" w:tplc="2000000F" w:tentative="1">
+      <w:start w:val="1"/>
+      <w:numFmt w:val="decimal"/>
+      <w:lvlText w:val="%4."/>
+      <w:lvlJc w:val="left"/>
+      <w:pPr>
+        <w:ind w:left="2880" w:hanging="360"/>
+      </w:pPr>
+    </w:lvl>
+    <w:lvl w:ilvl="4" w:tplc="20000019" w:tentative="1">
+      <w:start w:val="1"/>
+      <w:numFmt w:val="lowerLetter"/>
+      <w:lvlText w:val="%5."/>
+      <w:lvlJc w:val="left"/>
+      <w:pPr>
+        <w:ind w:left="3600" w:hanging="360"/>
+      </w:pPr>
+    </w:lvl>
+    <w:lvl w:ilvl="5" w:tplc="2000001B" w:tentative="1">
+      <w:start w:val="1"/>
+      <w:numFmt w:val="lowerRoman"/>
+      <w:lvlText w:val="%6."/>
+      <w:lvlJc w:val="right"/>
+      <w:pPr>
+        <w:ind w:left="4320" w:hanging="180"/>
+      </w:pPr>
+    </w:lvl>
+    <w:lvl w:ilvl="6" w:tplc="2000000F" w:tentative="1">
+      <w:start w:val="1"/>
+      <w:numFmt w:val="decimal"/>
+      <w:lvlText w:val="%7."/>
+      <w:lvlJc w:val="left"/>
+      <w:pPr>
+        <w:ind w:left="5040" w:hanging="360"/>
+      </w:pPr>
+    </w:lvl>
+    <w:lvl w:ilvl="7" w:tplc="20000019" w:tentative="1">
+      <w:start w:val="1"/>
+      <w:numFmt w:val="lowerLetter"/>
+      <w:lvlText w:val="%8."/>
+      <w:lvlJc w:val="left"/>
+      <w:pPr>
+        <w:ind w:left="5760" w:hanging="360"/>
+      </w:pPr>
+    </w:lvl>
+    <w:lvl w:ilvl="8" w:tplc="2000001B" w:tentative="1">
+      <w:start w:val="1"/>
+      <w:numFmt w:val="lowerRoman"/>
+      <w:lvlText w:val="%9."/>
+      <w:lvlJc w:val="right"/>
+      <w:pPr>
+        <w:ind w:left="6480" w:hanging="180"/>
+      </w:pPr>
+    </w:lvl>
+  </w:abstractNum>
+  <w:abstractNum w:abstractNumId="15" w15:restartNumberingAfterBreak="0">
     <w:nsid w:val="58A15727"/>
     <w:multiLevelType w:val="multilevel"/>
     <w:tmpl w:val="98F69174"/>
@@ -4564,7 +6171,7 @@
       </w:pPr>
     </w:lvl>
   </w:abstractNum>
-  <w:abstractNum w:abstractNumId="9" w15:restartNumberingAfterBreak="0">
+  <w:abstractNum w:abstractNumId="16" w15:restartNumberingAfterBreak="0">
     <w:nsid w:val="61182BD6"/>
     <w:multiLevelType w:val="hybridMultilevel"/>
     <w:tmpl w:val="C972D428"/>
@@ -4677,7 +6284,7 @@
       </w:rPr>
     </w:lvl>
   </w:abstractNum>
-  <w:abstractNum w:abstractNumId="10" w15:restartNumberingAfterBreak="0">
+  <w:abstractNum w:abstractNumId="17" w15:restartNumberingAfterBreak="0">
     <w:nsid w:val="611C4B47"/>
     <w:multiLevelType w:val="multilevel"/>
     <w:tmpl w:val="5330AEA4"/>
@@ -4790,7 +6397,7 @@
       </w:pPr>
     </w:lvl>
   </w:abstractNum>
-  <w:abstractNum w:abstractNumId="11" w15:restartNumberingAfterBreak="0">
+  <w:abstractNum w:abstractNumId="18" w15:restartNumberingAfterBreak="0">
     <w:nsid w:val="65B227C4"/>
     <w:multiLevelType w:val="hybridMultilevel"/>
     <w:tmpl w:val="7A58087A"/>
@@ -4903,7 +6510,7 @@
       </w:rPr>
     </w:lvl>
   </w:abstractNum>
-  <w:abstractNum w:abstractNumId="12" w15:restartNumberingAfterBreak="0">
+  <w:abstractNum w:abstractNumId="19" w15:restartNumberingAfterBreak="0">
     <w:nsid w:val="68570F60"/>
     <w:multiLevelType w:val="hybridMultilevel"/>
     <w:tmpl w:val="456EE7C6"/>
@@ -4992,7 +6599,7 @@
       </w:pPr>
     </w:lvl>
   </w:abstractNum>
-  <w:abstractNum w:abstractNumId="13" w15:restartNumberingAfterBreak="0">
+  <w:abstractNum w:abstractNumId="20" w15:restartNumberingAfterBreak="0">
     <w:nsid w:val="6936197C"/>
     <w:multiLevelType w:val="hybridMultilevel"/>
     <w:tmpl w:val="DF207A44"/>
@@ -5078,7 +6685,7 @@
       </w:pPr>
     </w:lvl>
   </w:abstractNum>
-  <w:abstractNum w:abstractNumId="14" w15:restartNumberingAfterBreak="0">
+  <w:abstractNum w:abstractNumId="21" w15:restartNumberingAfterBreak="0">
     <w:nsid w:val="6CFF3CC9"/>
     <w:multiLevelType w:val="multilevel"/>
     <w:tmpl w:val="686A33F6"/>
@@ -5191,7 +6798,7 @@
       </w:pPr>
     </w:lvl>
   </w:abstractNum>
-  <w:abstractNum w:abstractNumId="15" w15:restartNumberingAfterBreak="0">
+  <w:abstractNum w:abstractNumId="22" w15:restartNumberingAfterBreak="0">
     <w:nsid w:val="6D5060B5"/>
     <w:multiLevelType w:val="hybridMultilevel"/>
     <w:tmpl w:val="77C2EAFE"/>
@@ -5280,7 +6887,7 @@
       </w:pPr>
     </w:lvl>
   </w:abstractNum>
-  <w:abstractNum w:abstractNumId="16" w15:restartNumberingAfterBreak="0">
+  <w:abstractNum w:abstractNumId="23" w15:restartNumberingAfterBreak="0">
     <w:nsid w:val="6EB320FA"/>
     <w:multiLevelType w:val="multilevel"/>
     <w:tmpl w:val="983E1B9E"/>
@@ -5429,7 +7036,7 @@
       </w:rPr>
     </w:lvl>
   </w:abstractNum>
-  <w:abstractNum w:abstractNumId="17" w15:restartNumberingAfterBreak="0">
+  <w:abstractNum w:abstractNumId="24" w15:restartNumberingAfterBreak="0">
     <w:nsid w:val="6F4F09EA"/>
     <w:multiLevelType w:val="hybridMultilevel"/>
     <w:tmpl w:val="2E943A16"/>
@@ -5518,7 +7125,7 @@
       </w:pPr>
     </w:lvl>
   </w:abstractNum>
-  <w:abstractNum w:abstractNumId="18" w15:restartNumberingAfterBreak="0">
+  <w:abstractNum w:abstractNumId="25" w15:restartNumberingAfterBreak="0">
     <w:nsid w:val="70036924"/>
     <w:multiLevelType w:val="multilevel"/>
     <w:tmpl w:val="C8307142"/>
@@ -5631,7 +7238,7 @@
       </w:pPr>
     </w:lvl>
   </w:abstractNum>
-  <w:abstractNum w:abstractNumId="19" w15:restartNumberingAfterBreak="0">
+  <w:abstractNum w:abstractNumId="26" w15:restartNumberingAfterBreak="0">
     <w:nsid w:val="763777CB"/>
     <w:multiLevelType w:val="multilevel"/>
     <w:tmpl w:val="DD2C950A"/>
@@ -5780,7 +7387,7 @@
       </w:rPr>
     </w:lvl>
   </w:abstractNum>
-  <w:abstractNum w:abstractNumId="20" w15:restartNumberingAfterBreak="0">
+  <w:abstractNum w:abstractNumId="27" w15:restartNumberingAfterBreak="0">
     <w:nsid w:val="773E67AF"/>
     <w:multiLevelType w:val="hybridMultilevel"/>
     <w:tmpl w:val="B0F082CC"/>
@@ -5894,13 +7501,13 @@
     </w:lvl>
   </w:abstractNum>
   <w:num w:numId="1" w16cid:durableId="928807389">
-    <w:abstractNumId w:val="12"/>
+    <w:abstractNumId w:val="19"/>
   </w:num>
   <w:num w:numId="2" w16cid:durableId="225381545">
-    <w:abstractNumId w:val="15"/>
+    <w:abstractNumId w:val="22"/>
   </w:num>
   <w:num w:numId="3" w16cid:durableId="972254287">
-    <w:abstractNumId w:val="17"/>
+    <w:abstractNumId w:val="24"/>
   </w:num>
   <w:num w:numId="4" w16cid:durableId="1980718377">
     <w:abstractNumId w:val="4"/>
@@ -5912,49 +7519,70 @@
     <w:abstractNumId w:val="0"/>
   </w:num>
   <w:num w:numId="7" w16cid:durableId="555943606">
-    <w:abstractNumId w:val="10"/>
+    <w:abstractNumId w:val="17"/>
   </w:num>
   <w:num w:numId="8" w16cid:durableId="1945068039">
-    <w:abstractNumId w:val="13"/>
+    <w:abstractNumId w:val="20"/>
   </w:num>
   <w:num w:numId="9" w16cid:durableId="1650356061">
     <w:abstractNumId w:val="3"/>
   </w:num>
   <w:num w:numId="10" w16cid:durableId="2058889347">
-    <w:abstractNumId w:val="11"/>
+    <w:abstractNumId w:val="18"/>
   </w:num>
   <w:num w:numId="11" w16cid:durableId="1239902538">
-    <w:abstractNumId w:val="8"/>
+    <w:abstractNumId w:val="15"/>
   </w:num>
   <w:num w:numId="12" w16cid:durableId="1943806250">
-    <w:abstractNumId w:val="14"/>
+    <w:abstractNumId w:val="21"/>
   </w:num>
   <w:num w:numId="13" w16cid:durableId="872304685">
-    <w:abstractNumId w:val="18"/>
+    <w:abstractNumId w:val="25"/>
   </w:num>
   <w:num w:numId="14" w16cid:durableId="2019624065">
     <w:abstractNumId w:val="2"/>
   </w:num>
   <w:num w:numId="15" w16cid:durableId="120155749">
+    <w:abstractNumId w:val="16"/>
+  </w:num>
+  <w:num w:numId="16" w16cid:durableId="1627270058">
+    <w:abstractNumId w:val="27"/>
+  </w:num>
+  <w:num w:numId="17" w16cid:durableId="469447801">
+    <w:abstractNumId w:val="26"/>
+  </w:num>
+  <w:num w:numId="18" w16cid:durableId="1610120101">
+    <w:abstractNumId w:val="13"/>
+  </w:num>
+  <w:num w:numId="19" w16cid:durableId="1809475097">
+    <w:abstractNumId w:val="10"/>
+  </w:num>
+  <w:num w:numId="20" w16cid:durableId="1946182502">
+    <w:abstractNumId w:val="23"/>
+  </w:num>
+  <w:num w:numId="21" w16cid:durableId="1484544100">
+    <w:abstractNumId w:val="6"/>
+  </w:num>
+  <w:num w:numId="22" w16cid:durableId="986518640">
+    <w:abstractNumId w:val="12"/>
+  </w:num>
+  <w:num w:numId="23" w16cid:durableId="623466512">
+    <w:abstractNumId w:val="14"/>
+  </w:num>
+  <w:num w:numId="24" w16cid:durableId="1487165166">
+    <w:abstractNumId w:val="5"/>
+  </w:num>
+  <w:num w:numId="25" w16cid:durableId="621693217">
+    <w:abstractNumId w:val="8"/>
+  </w:num>
+  <w:num w:numId="26" w16cid:durableId="2094545528">
+    <w:abstractNumId w:val="11"/>
+  </w:num>
+  <w:num w:numId="27" w16cid:durableId="2130276074">
     <w:abstractNumId w:val="9"/>
   </w:num>
-  <w:num w:numId="16" w16cid:durableId="1627270058">
-    <w:abstractNumId w:val="20"/>
-  </w:num>
-  <w:num w:numId="17" w16cid:durableId="469447801">
-    <w:abstractNumId w:val="19"/>
-  </w:num>
-  <w:num w:numId="18" w16cid:durableId="1610120101">
+  <w:num w:numId="28" w16cid:durableId="475726915">
     <w:abstractNumId w:val="7"/>
-  </w:num>
-  <w:num w:numId="19" w16cid:durableId="1809475097">
-    <w:abstractNumId w:val="6"/>
-  </w:num>
-  <w:num w:numId="20" w16cid:durableId="1946182502">
-    <w:abstractNumId w:val="16"/>
-  </w:num>
-  <w:num w:numId="21" w16cid:durableId="1484544100">
-    <w:abstractNumId w:val="5"/>
   </w:num>
 </w:numbering>
 </file>
